--- a/rus/docx/04.content.docx
+++ b/rus/docx/04.content.docx
@@ -11,6 +11,15 @@
         <w:pStyle w:val="Heading2"/>
       </w:pPr>
       <w:r>
+        <w:t>Resource: Заметки к учебнику (Тиндейл)</w:t>
+      </w:r>
+      <w:r/>
+    </w:p>
+    <w:p>
+      <w:pPr>
+        <w:pStyle w:val="Heading2"/>
+      </w:pPr>
+      <w:r>
         <w:t>License Information</w:t>
       </w:r>
       <w:r/>
@@ -21,7 +30,7 @@
         <w:rPr>
           <w:b/>
         </w:rPr>
-        <w:t>Study Notes (Tyndale)</w:t>
+        <w:t>Заметки к учебнику (Тиндейл)</w:t>
       </w:r>
       <w:r>
         <w:t xml:space="preserve"> (Russian) is based on</w:t>
@@ -74,7 +83,7 @@
         <w:pStyle w:val="Heading1"/>
       </w:pPr>
       <w:r>
-        <w:t>Study Notes (Tyndale)</w:t>
+        <w:t>Заметки к учебнику (Тиндейл)</w:t>
       </w:r>
     </w:p>
     <w:p>
@@ -83,6 +92,51 @@
           <w:headerReference w:type="even" r:id="rId8"/>
           <w:headerReference w:type="default" r:id="rId9"/>
           <w:footerReference w:type="default" r:id="rId10"/>
+          <w:footnotePr>
+            <w:numRestart w:val="eachSect"/>
+          </w:footnotePr>
+          <w:type w:val="continuous"/>
+          <w:pgSz w:w="12240" w:h="15840" w:code="1"/>
+          <w:pgMar w:top="1440" w:right="1440" w:bottom="1440" w:left="1440" w:header="504" w:footer="504" w:gutter="0"/>
+          <w:cols w:space="708"/>
+          <w:titlePg/>
+          <w:docGrid w:linePitch="360"/>
+        </w:sectPr>
+      </w:pPr>
+    </w:p>
+    <w:p>
+      <w:r/>
+    </w:p>
+    <w:p>
+      <w:pPr>
+        <w:pStyle w:val="Heading2"/>
+      </w:pPr>
+      <w:r>
+        <w:t>NUM</w:t>
+      </w:r>
+      <w:r/>
+    </w:p>
+    <w:p>
+      <w:r/>
+      <w:r>
+        <w:rPr>
+          <w:i/>
+        </w:rPr>
+        <w:t>Числа 1:1, Числа 1:1–16, Числа 1:1–10:10, Числа 1:2–16, Числа 1:16, Числа 1:17–46, Числа 1:20–43, Числа 1:47–54, Числа 1:50, Числа 1:50–53, Числа 2:1–34, Числа 2:2, Числа 2:3–9, Числа 2:10–16, Числа 2:18–24, Числа 2:25–31, Числа 2:34, Числа 3:1–4, Числа 3:1–4:49, Числа 3:4, Числа 3:5–13, Числа 3:10, Числа 3:11–13, Числа 3:14–39, Числа 3:27–32, Числа 3:28, Числа 3:32, Числа 3:38, Числа 3:39, Числа 3:40–51, Числа 4:1, Числа 4:1–49, Числа 4:3, Числа 4:4–20, Числа 4:15, Числа 4:21–28, Числа 4:29–33, Числа 4:34–49, Числа 5:1–4, Числа 5:1–31, Числа 5:1–10:10, Числа 5:2, Числа 5:5–10, Числа 5:6, Числа 5:7, Числа 5:8, Числа 5:9–10, Числа 5:11–31, Числа 5:14–15, Числа 5:17, Числа 5:21, Числа 5:23–24, Числа 5:29–31, Числа 6:1–21, Числа 6:2, Числа 6:3–4, Числа 6:5, Числа 6:6–8, Числа 6:9–21, Числа 6:22–27, Числа 6:24, Числа 6:24–26, Числа 6:25, Числа 6:26, Числа 6:27, Числа 7:1, Числа 7:1–89, Числа 7:2–9, Числа 7:9, Числа 7:10–11, Числа 7:12–83, Числа 7:84–88, Числа 7:89, Числа 8:1–4, Числа 8:5–22, Числа 8:7, Числа 8:10–11, Числа 8:11, Числа 8:12–22, Числа 8:19, Числа 8:23–26, Числа 9:1–14, Числа 9:2–3, Числа 9:4–7, Числа 9:8, Числа 9:9–14, Числа 9:12, Числа 9:13, Числа 9:14, Числа 9:15–23, Числа 9:19–23, Числа 10:1–10, Числа 10:2–4, Числа 10:5–8, Числа 10:8, Числа 10:9–10, Числа 10:11–36, Числа 10:12, Числа 10:13–28, Числа 10:29–32, Числа 10:33, Числа 10:35, Числа 10:36, Числа 11:1, Числа 11:1–35, Числа 11:2–3, Числа 11:4–6, Числа 11:4–15, Числа 11:6, Числа 11:7–9, Числа 11:10–15, Числа 11:16–30, Числа 11:25, Числа 11:28–29, Числа 11:31–35, Числа 11:34–35, Числа 12:1, Числа 12:1–2, Числа 12–13:1, Числа 12:2, Числа 12:3, Числа 12:4–8, Числа 12:6–8, Числа 12:9–16, Числа 12:14, Числа 13:1, Числа 13:1–17, Числа 13:1–14:45, Числа 13:18–21, Числа 13:21, Числа 13:22, Числа 13:22–25, Числа 13:23, Числа 13:26–30, Числа 13:27, Числа 13:28, Числа 13:30, Числа 13:31, Числа 13:34, Числа 14:1–45, Числа 14:3–4, Числа 14:5, Числа 14:6, Числа 14:7–9, Числа 14:10, Числа 14:11, Числа 14:12, Числа 14:13–25, Числа 14:17–18, Числа 14:19, Числа 14:20–25, Числа 14:22, Числа 14:23–25, Числа 14:28, Числа 14:34, Числа 14:39–45, Числа 14:43, Числа 14:44, Числа 14:45, Числа 15:1–3, Числа 15:1–41, Числа 15:3, Числа 15:12–16, Числа 15:17–21, Числа 15:22–29, Числа 15:30–31, Числа 15:32–36, Числа 15:34, Числа 15:37–41, Числа 16:1–17:13, Числа 16:3, Числа 16:4–7, Числа 16:6, Числа 16:10, Числа 16:13, Числа 16:14, Числа 16:15, Числа 16:16–17, Числа 16:18–22, Числа 16:19, Числа 16:21–26, Числа 16:26, Числа 16:28–30, Числа 16:31–33, Числа 16:34–35, Числа 16:37, Числа 16:38–40, Числа 16:41, Числа 16:42–48, Числа 16:46–50, Числа 17:1–5, Числа 17:1–13, Числа 17:4, Числа 17:8, Числа 17:9–11, Числа 17:12–13, Числа 18:1–4, Числа 18:1–32, Числа 18:3–4, Числа 18:5, Числа 18:5–7, Числа 18:6–7, Числа 18:7, Числа 18:8–14, Числа 18:9–11, Числа 18:14, Числа 18:15–16, Числа 18:19, Числа 18:20–21, Числа 18:23–24, Числа 18:25–32, Числа 18:31, Числа 18:32, Числа 19:1–10, Числа 19:1–22, Числа 19:3–5, Числа 19:6, Числа 19:7–10, Числа 19:9, Числа 19:11–19, Числа 19:13, Числа 19:14–16, Числа 19:17–22, Числа 20:1, Числа 20:2, Числа 20:2–13, Числа 20:3, Числа 20:6, Числа 20:7–9, Числа 20:8–9, Числа 20:10–12, Числа 20:13, Числа 20:14–21, Числа 20:14–21:35, Числа 20:17, Числа 20:18–21, Числа 20:22–23, Числа 20:24–26, Числа 20:27–29, Числа 21:1, Числа 21:1–22:1, Числа 21:2–3, Числа 21:4–9, Числа 21:6, Числа 21:7–9, Числа 21:10, Числа 21:11–12, Числа 21:13, Числа 21:14–15, Числа 21:16–18, Числа 21:18–20, Числа 21:21–22, Числа 21:21–24, Числа 21:21–35, Числа 21:25, Числа 21:26, Числа 21:27–30, Числа 21:28, Числа 21:29, Числа 21:30, Числа 21:33–35, Числа 21:35, Числа 22:1, Числа 22:2–3, Числа 22:2–24:25, Числа 22:4, Числа 22:5–6, Числа 22:7, Числа 22:8, Числа 22:9–18, Числа 22:18, Числа 22:19–20, Числа 22:21–41, Числа 22:22, Числа 22:28–31, Числа 22:34, Числа 22:35, Числа 22:36, Числа 22:37, Числа 22:38, Числа 22:39–41, Числа 22:41, Числа 23:1, Числа 23:1–30, Числа 23:7–8, Числа 23:7–10, Числа 23:13–26, Числа 23:18–24, Числа 23:19, Числа 23:20–21, Числа 23:23–24, Числа 23:27–24:14, Числа 24:1–2, Числа 24:3–9, Числа 24:5–6, Числа 24:6–7, Числа 24:7–9, Числа 24:10, Числа 24:14, Числа 24:15–25, Числа 24:17, Числа 24:21–22, Числа 24:23, Числа 24:23–24, Числа 24:24, Числа 24:25, Числа 25:1, Числа 25:1–18, Числа 25:2, Числа 25:3, Числа 25:4, Числа 25:6, Числа 25:7–9, Числа 25:10–13, Числа 25:13, Числа 25:16–18, Числа 26:1–4, Числа 26:1–65, Числа 26:8–11, Числа 26:33, Числа 26:51, Числа 26:52–56, Числа 26:57–61, Числа 26:62, Числа 26:63–65, Числа 27:1–11, Числа 27:2, Числа 27:3–4, Числа 27:5–11, Числа 27:12, Числа 27:12–23, Числа 27:15–17, Числа 27:18–19, Числа 27:20–21, Числа 28:1–2, Числа 28:1–30:1, Числа 28:2, Числа 28:3–8, Числа 28:9–10, Числа 28:11–15, Числа 28:16–25, Числа 28:26–31, Числа 29:1–6, Числа 29:7, Числа 29:7–11, Числа 29:12–38, Числа 29:39, Числа 30:2–3, Числа 30:2–17, Числа 30:4–6, Числа 30:7–9, Числа 30:10, Числа 30:10–15, Числа 31:1–2, Числа 31:3–5, Числа 31:6, Числа 31:7, Числа 31:8, Числа 31:9–13, Числа 31:10, Числа 31:13, Числа 31:14–16, Числа 31:17–18, Числа 31:19–24, Числа 31:25–31, Числа 31:32–35, Числа 31:36–47, Числа 31:48–49, Числа 31:50–54, Числа 32:1, Числа 32:1–5, Числа 32:3, Числа 32:6–15, Числа 32:12, Числа 32:16–19, Числа 32:20–24, Числа 32:25–27, Числа 32:28–30, Числа 32:31–32, Числа 32:33–42, Числа 32:34–36, Числа 32:37–38, Числа 32:39–42, Числа 33:1–2, Числа 33:1–56, Числа 33:3, Числа 33:4, Числа 33:5–15, Числа 33:6, Числа 33:9, Числа 33:14, Числа 33:15, Числа 33:16–17, Числа 33:16–36, Числа 33:18–30, Числа 33:30–31, Числа 33:35, Числа 33:36, Числа 33:37–49, Числа 33:38–39, Числа 33:42–49, Числа 33:47, Числа 33:50–56, Числа 33:54, Числа 33:55–56, Числа 34:1–29, Числа 34:3–5, Числа 34:4, Числа 34:5, Числа 34:6–9, Числа 34:11, Числа 34:12, Числа 34:13–15, Числа 34:16–29, Числа 34:19–28, Числа 35:1–34, Числа 35:4–5, Числа 35:6–34, Числа 35:12, Числа 35:15, Числа 35:15–24, Числа 35:19, Числа 35:22–23, Числа 35:24–25, Числа 35:26–29, Числа 35:30, Числа 35:31–32, Числа 35:33, Числа 35:34, Числа 36:1–4, Числа 36:1–13, Числа 36:5, Числа 36:6–9, Числа 36:10–12, Числа 36:13</w:t>
+      </w:r>
+      <w:r/>
+    </w:p>
+    <w:p>
+      <w:r/>
+      <w:r>
+        <w:t xml:space="preserve"> </w:t>
+      </w:r>
+      <w:r/>
+      <w:r/>
+    </w:p>
+    <w:p>
+      <w:pPr>
+        <w:sectPr>
           <w:footnotePr>
             <w:numRestart w:val="eachSect"/>
           </w:footnotePr>

--- a/rus/docx/04.content.docx
+++ b/rus/docx/04.content.docx
@@ -163,13 +163,6 @@
         <w:rPr>
           <w:lang w:val="ru_RU" w:bidi="ru_RU"/>
         </w:rPr>
-      </w:r>
-      <w:r>
-        <w:rPr>
-          <w:i/>
-          <w:lang w:val="ru_RU" w:bidi="ru_RU"/>
-        </w:rPr>
-        <w:t>Числа 1:1, Числа 1:1–16, Числа 1:1–10:10, Числа 1:2–16, Числа 1:16, Числа 1:17–46, Числа 1:20–43, Числа 1:47–54, Числа 1:50, Числа 1:50–53, Числа 2:1–34, Числа 2:2, Числа 2:3–9, Числа 2:10–16, Числа 2:18–24, Числа 2:25–31, Числа 2:34, Числа 3:1–4, Числа 3:1–4:49, Числа 3:4, Числа 3:5–13, Числа 3:10, Числа 3:11–13, Числа 3:14–39, Числа 3:27–32, Числа 3:28, Числа 3:32, Числа 3:38, Числа 3:39, Числа 3:40–51, Числа 4:1, Числа 4:1–49, Числа 4:3, Числа 4:4–20, Числа 4:15, Числа 4:21–28, Числа 4:29–33, Числа 4:34–49, Числа 5:1–4, Числа 5:1–31, Числа 5:1–10:10, Числа 5:2, Числа 5:5–10, Числа 5:6, Числа 5:7, Числа 5:8, Числа 5:9–10, Числа 5:11–31, Числа 5:14–15, Числа 5:17, Числа 5:21, Числа 5:23–24, Числа 5:29–31, Числа 6:1–21, Числа 6:2, Числа 6:3–4, Числа 6:5, Числа 6:6–8, Числа 6:9–21, Числа 6:22–27, Числа 6:24, Числа 6:24–26, Числа 6:25, Числа 6:26, Числа 6:27, Числа 7:1, Числа 7:1–89, Числа 7:2–9, Числа 7:9, Числа 7:10–11, Числа 7:12–83, Числа 7:84–88, Числа 7:89, Числа 8:1–4, Числа 8:5–22, Числа 8:7, Числа 8:10–11, Числа 8:11, Числа 8:12–22, Числа 8:19, Числа 8:23–26, Числа 9:1–14, Числа 9:2–3, Числа 9:4–7, Числа 9:8, Числа 9:9–14, Числа 9:12, Числа 9:13, Числа 9:14, Числа 9:15–23, Числа 9:19–23, Числа 10:1–10, Числа 10:2–4, Числа 10:5–8, Числа 10:8, Числа 10:9–10, Числа 10:11–36, Числа 10:12, Числа 10:13–28, Числа 10:29–32, Числа 10:33, Числа 10:35, Числа 10:36, Числа 11:1, Числа 11:1–35, Числа 11:2–3, Числа 11:4–6, Числа 11:4–15, Числа 11:6, Числа 11:7–9, Числа 11:10–15, Числа 11:16–30, Числа 11:25, Числа 11:28–29, Числа 11:31–35, Числа 11:34–35, Числа 12:1, Числа 12:1–2, Числа 12–13:1, Числа 12:2, Числа 12:3, Числа 12:4–8, Числа 12:6–8, Числа 12:9–16, Числа 12:14, Числа 13:1, Числа 13:1–17, Числа 13:1–14:45, Числа 13:18–21, Числа 13:21, Числа 13:22, Числа 13:22–25, Числа 13:23, Числа 13:26–30, Числа 13:27, Числа 13:28, Числа 13:30, Числа 13:31, Числа 13:34, Числа 14:1–45, Числа 14:3–4, Числа 14:5, Числа 14:6, Числа 14:7–9, Числа 14:10, Числа 14:11, Числа 14:12, Числа 14:13–25, Числа 14:17–18, Числа 14:19, Числа 14:20–25, Числа 14:22, Числа 14:23–25, Числа 14:28, Числа 14:34, Числа 14:39–45, Числа 14:43, Числа 14:44, Числа 14:45, Числа 15:1–3, Числа 15:1–41, Числа 15:3, Числа 15:12–16, Числа 15:17–21, Числа 15:22–29, Числа 15:30–31, Числа 15:32–36, Числа 15:34, Числа 15:37–41, Числа 16:1–17:13, Числа 16:3, Числа 16:4–7, Числа 16:6, Числа 16:10, Числа 16:13, Числа 16:14, Числа 16:15, Числа 16:16–17, Числа 16:18–22, Числа 16:19, Числа 16:21–26, Числа 16:26, Числа 16:28–30, Числа 16:31–33, Числа 16:34–35, Числа 16:37, Числа 16:38–40, Числа 16:41, Числа 16:42–48, Числа 16:46–50, Числа 17:1–5, Числа 17:1–13, Числа 17:4, Числа 17:8, Числа 17:9–11, Числа 17:12–13, Числа 18:1–4, Числа 18:1–32, Числа 18:3–4, Числа 18:5, Числа 18:5–7, Числа 18:6–7, Числа 18:7, Числа 18:8–14, Числа 18:9–11, Числа 18:14, Числа 18:15–16, Числа 18:19, Числа 18:20–21, Числа 18:23–24, Числа 18:25–32, Числа 18:31, Числа 18:32, Числа 19:1–10, Числа 19:1–22, Числа 19:3–5, Числа 19:6, Числа 19:7–10, Числа 19:9, Числа 19:11–19, Числа 19:13, Числа 19:14–16, Числа 19:17–22, Числа 20:1, Числа 20:2, Числа 20:2–13, Числа 20:3, Числа 20:6, Числа 20:7–9, Числа 20:8–9, Числа 20:10–12, Числа 20:13, Числа 20:14–21, Числа 20:14–21:35, Числа 20:17, Числа 20:18–21, Числа 20:22–23, Числа 20:24–26, Числа 20:27–29, Числа 21:1, Числа 21:1–22:1, Числа 21:2–3, Числа 21:4–9, Числа 21:6, Числа 21:7–9, Числа 21:10, Числа 21:11–12, Числа 21:13, Числа 21:14–15, Числа 21:16–18, Числа 21:18–20, Числа 21:21–22, Числа 21:21–24, Числа 21:21–35, Числа 21:25, Числа 21:26, Числа 21:27–30, Числа 21:28, Числа 21:29, Числа 21:30, Числа 21:33–35, Числа 21:35, Числа 22:1, Числа 22:2–3, Числа 22:2–24:25, Числа 22:4, Числа 22:5–6, Числа 22:7, Числа 22:8, Числа 22:9–18, Числа 22:18, Числа 22:19–20, Числа 22:21–41, Числа 22:22, Числа 22:28–31, Числа 22:34, Числа 22:35, Числа 22:36, Числа 22:37, Числа 22:38, Числа 22:39–41, Числа 22:41, Числа 23:1, Числа 23:1–30, Числа 23:7–8, Числа 23:7–10, Числа 23:13–26, Числа 23:18–24, Числа 23:19, Числа 23:20–21, Числа 23:23–24, Числа 23:27–24:14, Числа 24:1–2, Числа 24:3–9, Числа 24:5–6, Числа 24:6–7, Числа 24:7–9, Числа 24:10, Числа 24:14, Числа 24:15–25, Числа 24:17, Числа 24:21–22, Числа 24:23, Числа 24:23–24, Числа 24:24, Числа 24:25, Числа 25:1, Числа 25:1–18, Числа 25:2, Числа 25:3, Числа 25:4, Числа 25:6, Числа 25:7–9, Числа 25:10–13, Числа 25:13, Числа 25:16–18, Числа 26:1–4, Числа 26:1–65, Числа 26:8–11, Числа 26:33, Числа 26:51, Числа 26:52–56, Числа 26:57–61, Числа 26:62, Числа 26:63–65, Числа 27:1–11, Числа 27:2, Числа 27:3–4, Числа 27:5–11, Числа 27:12, Числа 27:12–23, Числа 27:15–17, Числа 27:18–19, Числа 27:20–21, Числа 28:1–2, Числа 28:1–30:1, Числа 28:2, Числа 28:3–8, Числа 28:9–10, Числа 28:11–15, Числа 28:16–25, Числа 28:26–31, Числа 29:1–6, Числа 29:7, Числа 29:7–11, Числа 29:12–38, Числа 29:39, Числа 30:2–3, Числа 30:2–17, Числа 30:4–6, Числа 30:7–9, Числа 30:10, Числа 30:10–15, Числа 31:1–2, Числа 31:3–5, Числа 31:6, Числа 31:7, Числа 31:8, Числа 31:9–13, Числа 31:10, Числа 31:13, Числа 31:14–16, Числа 31:17–18, Числа 31:19–24, Числа 31:25–31, Числа 31:32–35, Числа 31:36–47, Числа 31:48–49, Числа 31:50–54, Числа 32:1, Числа 32:1–5, Числа 32:3, Числа 32:6–15, Числа 32:12, Числа 32:16–19, Числа 32:20–24, Числа 32:25–27, Числа 32:28–30, Числа 32:31–32, Числа 32:33–42, Числа 32:34–36, Числа 32:37–38, Числа 32:39–42, Числа 33:1–2, Числа 33:1–56, Числа 33:3, Числа 33:4, Числа 33:5–15, Числа 33:6, Числа 33:9, Числа 33:14, Числа 33:15, Числа 33:16–17, Числа 33:16–36, Числа 33:18–30, Числа 33:30–31, Числа 33:35, Числа 33:36, Числа 33:37–49, Числа 33:38–39, Числа 33:42–49, Числа 33:47, Числа 33:50–56, Числа 33:54, Числа 33:55–56, Числа 34:1–29, Числа 34:3–5, Числа 34:4, Числа 34:5, Числа 34:6–9, Числа 34:11, Числа 34:12, Числа 34:13–15, Числа 34:16–29, Числа 34:19–28, Числа 35:1–34, Числа 35:4–5, Числа 35:6–34, Числа 35:12, Числа 35:15, Числа 35:15–24, Числа 35:19, Числа 35:22–23, Числа 35:24–25, Числа 35:26–29, Числа 35:30, Числа 35:31–32, Числа 35:33, Числа 35:34, Числа 36:1–4, Числа 36:1–13, Числа 36:5, Числа 36:6–9, Числа 36:10–12, Числа 36:13</w:t>
       </w:r>
       <w:r>
         <w:rPr>

--- a/rus/docx/04.content.docx
+++ b/rus/docx/04.content.docx
@@ -150,19 +150,6 @@
           <w:lang w:val="ru_RU" w:bidi="ru_RU"/>
         </w:rPr>
         <w:t>NUM</w:t>
-      </w:r>
-      <w:r>
-        <w:rPr>
-          <w:lang w:val="ru_RU" w:bidi="ru_RU"/>
-        </w:rPr>
-      </w:r>
-    </w:p>
-    <w:p>
-      <w:pPr/>
-      <w:r>
-        <w:rPr>
-          <w:lang w:val="ru_RU" w:bidi="ru_RU"/>
-        </w:rPr>
       </w:r>
       <w:r>
         <w:rPr>

--- a/rus/docx/04.content.docx
+++ b/rus/docx/04.content.docx
@@ -19,7 +19,7 @@
         <w:rPr>
           <w:lang w:val="ru_RU" w:bidi="ru_RU"/>
         </w:rPr>
-        <w:t>Resource: Tyndale Open Study Notes</w:t>
+        <w:t>Resource: Aquifer Open Study Notes</w:t>
       </w:r>
       <w:r>
         <w:rPr>
@@ -112,7 +112,7 @@
         <w:rPr>
           <w:lang w:val="ru_RU" w:bidi="ru_RU"/>
         </w:rPr>
-        <w:t>Tyndale Open Study Notes</w:t>
+        <w:t>Aquifer Open Study Notes</w:t>
       </w:r>
     </w:p>
     <w:p>
